--- a/Soal Komputer/Kelas 1.docx
+++ b/Soal Komputer/Kelas 1.docx
@@ -144,7 +144,6 @@
                 <v:path gradientshapeok="t" o:connecttype="rect"/>
               </v:shapetype>
               <v:shape id="Text Box 1" o:spid="_x0000_s1026" type="#_x0000_t202" style="position:absolute;left:0;text-align:left;margin-left:-.75pt;margin-top:0;width:459pt;height:2in;z-index:251659264;visibility:visible;mso-wrap-style:square;mso-width-percent:0;mso-wrap-distance-left:9pt;mso-wrap-distance-top:0;mso-wrap-distance-right:9pt;mso-wrap-distance-bottom:0;mso-position-horizontal:absolute;mso-position-horizontal-relative:margin;mso-position-vertical:absolute;mso-position-vertical-relative:text;mso-width-percent:0;mso-width-relative:margin;v-text-anchor:top" o:gfxdata="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" filled="f" stroked="f">
-                <v:fill o:detectmouseclick="t"/>
                 <v:textbox style="mso-fit-shape-to-text:t">
                   <w:txbxContent>
                     <w:p>
@@ -682,15 +681,7 @@
         <w:rPr>
           <w:rFonts w:asciiTheme="minorBidi" w:hAnsiTheme="minorBidi"/>
         </w:rPr>
-        <w:t>S</w:t>
-      </w:r>
-      <w:bookmarkStart w:id="0" w:name="_GoBack"/>
-      <w:bookmarkEnd w:id="0"/>
-      <w:r>
-        <w:rPr>
-          <w:rFonts w:asciiTheme="minorBidi" w:hAnsiTheme="minorBidi"/>
-        </w:rPr>
-        <w:t>MK Teknologi Nusantara</w:t>
+        <w:t>SMK Teknologi Nusantara</w:t>
       </w:r>
     </w:p>
     <w:p>
@@ -759,168 +750,385 @@
         <w:t>DAFTAR HARGA PERANGKAT</w:t>
       </w:r>
     </w:p>
-    <w:p>
-      <w:pPr>
-        <w:rPr>
-          <w:rFonts w:asciiTheme="minorBidi" w:hAnsiTheme="minorBidi"/>
-        </w:rPr>
-      </w:pPr>
-      <w:r>
-        <w:rPr>
-          <w:rFonts w:asciiTheme="minorBidi" w:hAnsiTheme="minorBidi"/>
-        </w:rPr>
-        <w:t>Nama Barang</w:t>
-      </w:r>
-      <w:r>
-        <w:rPr>
-          <w:rFonts w:asciiTheme="minorBidi" w:hAnsiTheme="minorBidi"/>
-        </w:rPr>
-        <w:tab/>
-        <w:t>Jumlah</w:t>
-      </w:r>
-      <w:r>
-        <w:rPr>
-          <w:rFonts w:asciiTheme="minorBidi" w:hAnsiTheme="minorBidi"/>
-        </w:rPr>
-        <w:tab/>
-        <w:t>Harga Satuan</w:t>
-      </w:r>
-      <w:r>
-        <w:rPr>
-          <w:rFonts w:asciiTheme="minorBidi" w:hAnsiTheme="minorBidi"/>
-        </w:rPr>
-        <w:tab/>
-        <w:t>Total</w:t>
-      </w:r>
-    </w:p>
-    <w:p>
-      <w:pPr>
-        <w:rPr>
-          <w:rFonts w:asciiTheme="minorBidi" w:hAnsiTheme="minorBidi"/>
-        </w:rPr>
-      </w:pPr>
-      <w:r>
-        <w:rPr>
-          <w:rFonts w:asciiTheme="minorBidi" w:hAnsiTheme="minorBidi"/>
-        </w:rPr>
-        <w:t>Laptop</w:t>
-      </w:r>
-      <w:r>
-        <w:rPr>
-          <w:rFonts w:asciiTheme="minorBidi" w:hAnsiTheme="minorBidi"/>
-        </w:rPr>
-        <w:tab/>
-        <w:t>2</w:t>
-      </w:r>
-      <w:r>
-        <w:rPr>
-          <w:rFonts w:asciiTheme="minorBidi" w:hAnsiTheme="minorBidi"/>
-        </w:rPr>
-        <w:tab/>
-        <w:t>Rp 5.000.000</w:t>
-      </w:r>
-      <w:r>
-        <w:rPr>
-          <w:rFonts w:asciiTheme="minorBidi" w:hAnsiTheme="minorBidi"/>
-        </w:rPr>
-        <w:tab/>
-        <w:t>Rp 10.000.000</w:t>
-      </w:r>
-    </w:p>
-    <w:p>
-      <w:pPr>
-        <w:rPr>
-          <w:rFonts w:asciiTheme="minorBidi" w:hAnsiTheme="minorBidi"/>
-        </w:rPr>
-      </w:pPr>
-      <w:r>
-        <w:rPr>
-          <w:rFonts w:asciiTheme="minorBidi" w:hAnsiTheme="minorBidi"/>
-        </w:rPr>
-        <w:t>Printer</w:t>
-      </w:r>
-      <w:r>
-        <w:rPr>
-          <w:rFonts w:asciiTheme="minorBidi" w:hAnsiTheme="minorBidi"/>
-        </w:rPr>
-        <w:tab/>
-        <w:t>1</w:t>
-      </w:r>
-      <w:r>
-        <w:rPr>
-          <w:rFonts w:asciiTheme="minorBidi" w:hAnsiTheme="minorBidi"/>
-        </w:rPr>
-        <w:tab/>
-        <w:t>Rp 1.500.000</w:t>
-      </w:r>
-      <w:r>
-        <w:rPr>
-          <w:rFonts w:asciiTheme="minorBidi" w:hAnsiTheme="minorBidi"/>
-        </w:rPr>
-        <w:tab/>
-        <w:t>Rp 1.500.000</w:t>
-      </w:r>
-    </w:p>
-    <w:p>
-      <w:pPr>
-        <w:rPr>
-          <w:rFonts w:asciiTheme="minorBidi" w:hAnsiTheme="minorBidi"/>
-        </w:rPr>
-      </w:pPr>
-      <w:r>
-        <w:rPr>
-          <w:rFonts w:asciiTheme="minorBidi" w:hAnsiTheme="minorBidi"/>
-        </w:rPr>
-        <w:t>Keyboard</w:t>
-      </w:r>
-      <w:r>
-        <w:rPr>
-          <w:rFonts w:asciiTheme="minorBidi" w:hAnsiTheme="minorBidi"/>
-        </w:rPr>
-        <w:tab/>
-        <w:t>3</w:t>
-      </w:r>
-      <w:r>
-        <w:rPr>
-          <w:rFonts w:asciiTheme="minorBidi" w:hAnsiTheme="minorBidi"/>
-        </w:rPr>
-        <w:tab/>
-        <w:t>Rp 150.000</w:t>
-      </w:r>
-      <w:r>
-        <w:rPr>
-          <w:rFonts w:asciiTheme="minorBidi" w:hAnsiTheme="minorBidi"/>
-        </w:rPr>
-        <w:tab/>
-        <w:t>Rp 450.000</w:t>
-      </w:r>
-    </w:p>
-    <w:p>
-      <w:pPr>
-        <w:rPr>
-          <w:rFonts w:asciiTheme="minorBidi" w:hAnsiTheme="minorBidi"/>
-        </w:rPr>
-      </w:pPr>
-      <w:r>
-        <w:rPr>
-          <w:rFonts w:asciiTheme="minorBidi" w:hAnsiTheme="minorBidi"/>
-        </w:rPr>
-        <w:t xml:space="preserve">Jumlah </w:t>
-      </w:r>
-      <w:proofErr w:type="gramStart"/>
-      <w:r>
-        <w:rPr>
-          <w:rFonts w:asciiTheme="minorBidi" w:hAnsiTheme="minorBidi"/>
-        </w:rPr>
-        <w:t>Total :</w:t>
-      </w:r>
-      <w:proofErr w:type="gramEnd"/>
-      <w:r>
-        <w:rPr>
-          <w:rFonts w:asciiTheme="minorBidi" w:hAnsiTheme="minorBidi"/>
-        </w:rPr>
-        <w:t xml:space="preserve"> Rp 11.950.000</w:t>
-      </w:r>
+    <w:tbl>
+      <w:tblPr>
+        <w:tblStyle w:val="TableGrid"/>
+        <w:tblW w:w="0" w:type="auto"/>
+        <w:tblLook w:val="04A0" w:firstRow="1" w:lastRow="0" w:firstColumn="1" w:lastColumn="0" w:noHBand="0" w:noVBand="1"/>
+      </w:tblPr>
+      <w:tblGrid>
+        <w:gridCol w:w="2337"/>
+        <w:gridCol w:w="2337"/>
+        <w:gridCol w:w="2338"/>
+        <w:gridCol w:w="2338"/>
+      </w:tblGrid>
+      <w:tr>
+        <w:tc>
+          <w:tcPr>
+            <w:tcW w:w="2337" w:type="dxa"/>
+          </w:tcPr>
+          <w:p>
+            <w:pPr>
+              <w:rPr>
+                <w:rFonts w:asciiTheme="minorBidi" w:hAnsiTheme="minorBidi"/>
+              </w:rPr>
+            </w:pPr>
+            <w:r>
+              <w:rPr>
+                <w:rFonts w:asciiTheme="minorBidi" w:hAnsiTheme="minorBidi"/>
+              </w:rPr>
+              <w:t>Nama Barang</w:t>
+            </w:r>
+          </w:p>
+        </w:tc>
+        <w:tc>
+          <w:tcPr>
+            <w:tcW w:w="2337" w:type="dxa"/>
+          </w:tcPr>
+          <w:p>
+            <w:pPr>
+              <w:rPr>
+                <w:rFonts w:asciiTheme="minorBidi" w:hAnsiTheme="minorBidi"/>
+              </w:rPr>
+            </w:pPr>
+            <w:r>
+              <w:rPr>
+                <w:rFonts w:asciiTheme="minorBidi" w:hAnsiTheme="minorBidi"/>
+              </w:rPr>
+              <w:t>Jumlah</w:t>
+            </w:r>
+          </w:p>
+        </w:tc>
+        <w:tc>
+          <w:tcPr>
+            <w:tcW w:w="2338" w:type="dxa"/>
+          </w:tcPr>
+          <w:p>
+            <w:pPr>
+              <w:rPr>
+                <w:rFonts w:asciiTheme="minorBidi" w:hAnsiTheme="minorBidi"/>
+              </w:rPr>
+            </w:pPr>
+            <w:r>
+              <w:rPr>
+                <w:rFonts w:asciiTheme="minorBidi" w:hAnsiTheme="minorBidi"/>
+              </w:rPr>
+              <w:t>Harga Satuan</w:t>
+            </w:r>
+          </w:p>
+        </w:tc>
+        <w:tc>
+          <w:tcPr>
+            <w:tcW w:w="2338" w:type="dxa"/>
+          </w:tcPr>
+          <w:p>
+            <w:pPr>
+              <w:rPr>
+                <w:rFonts w:asciiTheme="minorBidi" w:hAnsiTheme="minorBidi"/>
+              </w:rPr>
+            </w:pPr>
+            <w:r>
+              <w:rPr>
+                <w:rFonts w:asciiTheme="minorBidi" w:hAnsiTheme="minorBidi"/>
+              </w:rPr>
+              <w:t>Total</w:t>
+            </w:r>
+          </w:p>
+        </w:tc>
+      </w:tr>
+      <w:tr>
+        <w:tc>
+          <w:tcPr>
+            <w:tcW w:w="2337" w:type="dxa"/>
+          </w:tcPr>
+          <w:p>
+            <w:pPr>
+              <w:rPr>
+                <w:rFonts w:asciiTheme="minorBidi" w:hAnsiTheme="minorBidi"/>
+              </w:rPr>
+            </w:pPr>
+            <w:r>
+              <w:rPr>
+                <w:rFonts w:asciiTheme="minorBidi" w:hAnsiTheme="minorBidi"/>
+              </w:rPr>
+              <w:t>Laptop</w:t>
+            </w:r>
+          </w:p>
+        </w:tc>
+        <w:tc>
+          <w:tcPr>
+            <w:tcW w:w="2337" w:type="dxa"/>
+          </w:tcPr>
+          <w:p>
+            <w:pPr>
+              <w:rPr>
+                <w:rFonts w:asciiTheme="minorBidi" w:hAnsiTheme="minorBidi"/>
+              </w:rPr>
+            </w:pPr>
+            <w:r>
+              <w:rPr>
+                <w:rFonts w:asciiTheme="minorBidi" w:hAnsiTheme="minorBidi"/>
+              </w:rPr>
+              <w:t>2</w:t>
+            </w:r>
+          </w:p>
+        </w:tc>
+        <w:tc>
+          <w:tcPr>
+            <w:tcW w:w="2338" w:type="dxa"/>
+          </w:tcPr>
+          <w:p>
+            <w:pPr>
+              <w:rPr>
+                <w:rFonts w:asciiTheme="minorBidi" w:hAnsiTheme="minorBidi"/>
+              </w:rPr>
+            </w:pPr>
+            <w:r>
+              <w:rPr>
+                <w:rFonts w:asciiTheme="minorBidi" w:hAnsiTheme="minorBidi"/>
+              </w:rPr>
+              <w:t>Rp 5.000.000</w:t>
+            </w:r>
+          </w:p>
+        </w:tc>
+        <w:tc>
+          <w:tcPr>
+            <w:tcW w:w="2338" w:type="dxa"/>
+          </w:tcPr>
+          <w:p>
+            <w:pPr>
+              <w:rPr>
+                <w:rFonts w:asciiTheme="minorBidi" w:hAnsiTheme="minorBidi"/>
+              </w:rPr>
+            </w:pPr>
+            <w:r>
+              <w:rPr>
+                <w:rFonts w:asciiTheme="minorBidi" w:hAnsiTheme="minorBidi"/>
+              </w:rPr>
+              <w:t>Rp 10.000.000</w:t>
+            </w:r>
+          </w:p>
+        </w:tc>
+      </w:tr>
+      <w:tr>
+        <w:tc>
+          <w:tcPr>
+            <w:tcW w:w="2337" w:type="dxa"/>
+          </w:tcPr>
+          <w:p>
+            <w:pPr>
+              <w:rPr>
+                <w:rFonts w:asciiTheme="minorBidi" w:hAnsiTheme="minorBidi"/>
+              </w:rPr>
+            </w:pPr>
+            <w:r>
+              <w:rPr>
+                <w:rFonts w:asciiTheme="minorBidi" w:hAnsiTheme="minorBidi"/>
+              </w:rPr>
+              <w:t>Printer</w:t>
+            </w:r>
+          </w:p>
+        </w:tc>
+        <w:tc>
+          <w:tcPr>
+            <w:tcW w:w="2337" w:type="dxa"/>
+          </w:tcPr>
+          <w:p>
+            <w:pPr>
+              <w:rPr>
+                <w:rFonts w:asciiTheme="minorBidi" w:hAnsiTheme="minorBidi"/>
+              </w:rPr>
+            </w:pPr>
+            <w:r>
+              <w:rPr>
+                <w:rFonts w:asciiTheme="minorBidi" w:hAnsiTheme="minorBidi"/>
+              </w:rPr>
+              <w:t>1</w:t>
+            </w:r>
+          </w:p>
+        </w:tc>
+        <w:tc>
+          <w:tcPr>
+            <w:tcW w:w="2338" w:type="dxa"/>
+          </w:tcPr>
+          <w:p>
+            <w:pPr>
+              <w:rPr>
+                <w:rFonts w:asciiTheme="minorBidi" w:hAnsiTheme="minorBidi"/>
+              </w:rPr>
+            </w:pPr>
+            <w:r>
+              <w:rPr>
+                <w:rFonts w:asciiTheme="minorBidi" w:hAnsiTheme="minorBidi"/>
+              </w:rPr>
+              <w:t>Rp 1.500.000</w:t>
+            </w:r>
+          </w:p>
+        </w:tc>
+        <w:tc>
+          <w:tcPr>
+            <w:tcW w:w="2338" w:type="dxa"/>
+          </w:tcPr>
+          <w:p>
+            <w:pPr>
+              <w:rPr>
+                <w:rFonts w:asciiTheme="minorBidi" w:hAnsiTheme="minorBidi"/>
+              </w:rPr>
+            </w:pPr>
+            <w:r>
+              <w:rPr>
+                <w:rFonts w:asciiTheme="minorBidi" w:hAnsiTheme="minorBidi"/>
+              </w:rPr>
+              <w:t>Rp 1.500.000</w:t>
+            </w:r>
+          </w:p>
+        </w:tc>
+      </w:tr>
+      <w:tr>
+        <w:tc>
+          <w:tcPr>
+            <w:tcW w:w="2337" w:type="dxa"/>
+          </w:tcPr>
+          <w:p>
+            <w:pPr>
+              <w:rPr>
+                <w:rFonts w:asciiTheme="minorBidi" w:hAnsiTheme="minorBidi"/>
+              </w:rPr>
+            </w:pPr>
+            <w:r>
+              <w:rPr>
+                <w:rFonts w:asciiTheme="minorBidi" w:hAnsiTheme="minorBidi"/>
+              </w:rPr>
+              <w:t>Keyboard</w:t>
+            </w:r>
+          </w:p>
+        </w:tc>
+        <w:tc>
+          <w:tcPr>
+            <w:tcW w:w="2337" w:type="dxa"/>
+          </w:tcPr>
+          <w:p>
+            <w:pPr>
+              <w:rPr>
+                <w:rFonts w:asciiTheme="minorBidi" w:hAnsiTheme="minorBidi"/>
+              </w:rPr>
+            </w:pPr>
+            <w:r>
+              <w:rPr>
+                <w:rFonts w:asciiTheme="minorBidi" w:hAnsiTheme="minorBidi"/>
+              </w:rPr>
+              <w:t>3</w:t>
+            </w:r>
+          </w:p>
+        </w:tc>
+        <w:tc>
+          <w:tcPr>
+            <w:tcW w:w="2338" w:type="dxa"/>
+          </w:tcPr>
+          <w:p>
+            <w:pPr>
+              <w:rPr>
+                <w:rFonts w:asciiTheme="minorBidi" w:hAnsiTheme="minorBidi"/>
+              </w:rPr>
+            </w:pPr>
+            <w:r>
+              <w:rPr>
+                <w:rFonts w:asciiTheme="minorBidi" w:hAnsiTheme="minorBidi"/>
+              </w:rPr>
+              <w:t>Rp 150.000</w:t>
+            </w:r>
+          </w:p>
+        </w:tc>
+        <w:tc>
+          <w:tcPr>
+            <w:tcW w:w="2338" w:type="dxa"/>
+          </w:tcPr>
+          <w:p>
+            <w:pPr>
+              <w:rPr>
+                <w:rFonts w:asciiTheme="minorBidi" w:hAnsiTheme="minorBidi"/>
+              </w:rPr>
+            </w:pPr>
+            <w:r>
+              <w:rPr>
+                <w:rFonts w:asciiTheme="minorBidi" w:hAnsiTheme="minorBidi"/>
+              </w:rPr>
+              <w:t>Rp 450.000</w:t>
+            </w:r>
+          </w:p>
+        </w:tc>
+      </w:tr>
+      <w:tr>
+        <w:tc>
+          <w:tcPr>
+            <w:tcW w:w="2337" w:type="dxa"/>
+          </w:tcPr>
+          <w:p>
+            <w:pPr>
+              <w:rPr>
+                <w:rFonts w:asciiTheme="minorBidi" w:hAnsiTheme="minorBidi"/>
+              </w:rPr>
+            </w:pPr>
+          </w:p>
+        </w:tc>
+        <w:tc>
+          <w:tcPr>
+            <w:tcW w:w="2337" w:type="dxa"/>
+          </w:tcPr>
+          <w:p>
+            <w:pPr>
+              <w:rPr>
+                <w:rFonts w:asciiTheme="minorBidi" w:hAnsiTheme="minorBidi"/>
+              </w:rPr>
+            </w:pPr>
+          </w:p>
+        </w:tc>
+        <w:tc>
+          <w:tcPr>
+            <w:tcW w:w="2338" w:type="dxa"/>
+          </w:tcPr>
+          <w:p>
+            <w:pPr>
+              <w:rPr>
+                <w:rFonts w:asciiTheme="minorBidi" w:hAnsiTheme="minorBidi"/>
+              </w:rPr>
+            </w:pPr>
+            <w:r>
+              <w:rPr>
+                <w:rFonts w:asciiTheme="minorBidi" w:hAnsiTheme="minorBidi"/>
+              </w:rPr>
+              <w:t>Jumlah Total</w:t>
+            </w:r>
+            <w:bookmarkStart w:id="0" w:name="_GoBack"/>
+            <w:bookmarkEnd w:id="0"/>
+          </w:p>
+        </w:tc>
+        <w:tc>
+          <w:tcPr>
+            <w:tcW w:w="2338" w:type="dxa"/>
+          </w:tcPr>
+          <w:p>
+            <w:pPr>
+              <w:rPr>
+                <w:rFonts w:asciiTheme="minorBidi" w:hAnsiTheme="minorBidi"/>
+              </w:rPr>
+            </w:pPr>
+            <w:r>
+              <w:rPr>
+                <w:rFonts w:asciiTheme="minorBidi" w:hAnsiTheme="minorBidi"/>
+              </w:rPr>
+              <w:t>Rp 11.950.000</w:t>
+            </w:r>
+          </w:p>
+        </w:tc>
+      </w:tr>
+    </w:tbl>
+    <w:p>
+      <w:pPr>
+        <w:rPr>
+          <w:rFonts w:asciiTheme="minorBidi" w:hAnsiTheme="minorBidi"/>
+        </w:rPr>
+      </w:pPr>
     </w:p>
     <w:sectPr>
       <w:type w:val="continuous"/>
@@ -1580,6 +1788,25 @@
       <w:contextualSpacing/>
     </w:pPr>
   </w:style>
+  <w:style w:type="table" w:styleId="TableGrid">
+    <w:name w:val="Table Grid"/>
+    <w:basedOn w:val="TableNormal"/>
+    <w:uiPriority w:val="39"/>
+    <w:rsid w:val="007E1963"/>
+    <w:pPr>
+      <w:spacing w:after="0" w:line="240" w:lineRule="auto"/>
+    </w:pPr>
+    <w:tblPr>
+      <w:tblBorders>
+        <w:top w:val="single" w:sz="4" w:space="0" w:color="auto"/>
+        <w:left w:val="single" w:sz="4" w:space="0" w:color="auto"/>
+        <w:bottom w:val="single" w:sz="4" w:space="0" w:color="auto"/>
+        <w:right w:val="single" w:sz="4" w:space="0" w:color="auto"/>
+        <w:insideH w:val="single" w:sz="4" w:space="0" w:color="auto"/>
+        <w:insideV w:val="single" w:sz="4" w:space="0" w:color="auto"/>
+      </w:tblBorders>
+    </w:tblPr>
+  </w:style>
 </w:styles>
 </file>
 
